--- a/de/wisdom-stories/dervishs-long-spoons.docx
+++ b/de/wisdom-stories/dervishs-long-spoons.docx
@@ -105,7 +105,7 @@
         <w:rPr>
           <w:lang/>
         </w:rPr>
-        <w:t>Dann lud der Derwisch Menschen ein, die ihre Liebe durch Taten zeigten. Sie bekamen dieselbe Suppe, dieselben Löffel und dieselbe Bedingung.</w:t>
+        <w:t>Dann lud der Derwisch Menschen ein, die ihre Liebe durch Taten zeigten. Sie bekamen dieselbe Suppe und dieselben Löffel. Für sie galt dieselbe Bedingung.</w:t>
       </w:r>
     </w:p>
     <w:p>
